--- a/demo/q3-pack/q3-memo.docx
+++ b/demo/q3-pack/q3-memo.docx
@@ -967,9 +967,11 @@
     </w:r>
     <w:r>
       <w:rPr>
+        <w:color w:val="595959"/>
         <w:sz w:val="16"/>
       </w:rPr>
       <w:tab/>
+      <w:t xml:space="preserve">Page </w:t>
     </w:r>
     <w:r>
       <w:rPr>
@@ -978,22 +980,8 @@
       </w:rPr>
       <w:fldChar w:fldCharType="begin"/>
       <w:instrText xml:space="preserve"> PAGE </w:instrText>
-      <w:fldChar w:fldCharType="end"/>
-    </w:r>
-    <w:r>
-      <w:rPr>
-        <w:color w:val="595959"/>
-        <w:sz w:val="16"/>
-      </w:rPr>
-      <w:t xml:space="preserve"> of </w:t>
-    </w:r>
-    <w:r>
-      <w:rPr>
-        <w:color w:val="595959"/>
-        <w:sz w:val="16"/>
-      </w:rPr>
-      <w:fldChar w:fldCharType="begin"/>
-      <w:instrText xml:space="preserve"> NUMPAGES </w:instrText>
+      <w:fldChar w:fldCharType="separate"/>
+      <w:t>1</w:t>
       <w:fldChar w:fldCharType="end"/>
     </w:r>
   </w:p>
